--- a/paper-kbs/submission-20p/highlights.docx
+++ b/paper-kbs/submission-20p/highlights.docx
@@ -15,6 +15,22 @@
         <w:pStyle w:val="ListBullet"/>
       </w:pPr>
       <w:r>
+        <w:t>Judge-score reranking drops Hit@5 0.94 to 0.44; fusion order restores 0.94</w:t>
+      </w:r>
+    </w:p>
+    <w:p>
+      <w:pPr>
+        <w:pStyle w:val="ListBullet"/>
+      </w:pPr>
+      <w:r>
+        <w:t>Verifier scores that pass a filter are not thereby safe as rankers</w:t>
+      </w:r>
+    </w:p>
+    <w:p>
+      <w:pPr>
+        <w:pStyle w:val="ListBullet"/>
+      </w:pPr>
+      <w:r>
         <w:t>Content-informed acquisition connects KB state with answer evidence</w:t>
       </w:r>
     </w:p>
@@ -23,23 +39,7 @@
         <w:pStyle w:val="ListBullet"/>
       </w:pPr>
       <w:r>
-        <w:t>Judge-score reranking loses Hit@5; preserving fusion order restores it</w:t>
-      </w:r>
-    </w:p>
-    <w:p>
-      <w:pPr>
-        <w:pStyle w:val="ListBullet"/>
-      </w:pPr>
-      <w:r>
-        <w:t>Gold-ID coverage, keyword coverage and citation markers are separated</w:t>
-      </w:r>
-    </w:p>
-    <w:p>
-      <w:pPr>
-        <w:pStyle w:val="ListBullet"/>
-      </w:pPr>
-      <w:r>
-        <w:t>Same-domain score inflation limits verifier calibration and ranking</w:t>
+        <w:t>Gold-ID, keyword and citation-marker checks are reported separately</w:t>
       </w:r>
     </w:p>
     <w:p>

--- a/paper-kbs/submission-20p/highlights.docx
+++ b/paper-kbs/submission-20p/highlights.docx
@@ -15,7 +15,23 @@
         <w:pStyle w:val="ListBullet"/>
       </w:pPr>
       <w:r>
-        <w:t>Judge-score reranking drops Hit@5 0.94 to 0.44; fusion order restores 0.94</w:t>
+        <w:t>Content-governed ingest, placement and lifecycle keep KB state consistent</w:t>
+      </w:r>
+    </w:p>
+    <w:p>
+      <w:pPr>
+        <w:pStyle w:val="ListBullet"/>
+      </w:pPr>
+      <w:r>
+        <w:t>Ten questions, three interfaces: every answer names its gold document</w:t>
+      </w:r>
+    </w:p>
+    <w:p>
+      <w:pPr>
+        <w:pStyle w:val="ListBullet"/>
+      </w:pPr>
+      <w:r>
+        <w:t>Strict keyword coverage 9/10 and alias-aware 10/10; markers 9/7/2</w:t>
       </w:r>
     </w:p>
     <w:p>
@@ -24,22 +40,6 @@
       </w:pPr>
       <w:r>
         <w:t>Verifier scores that pass a filter are not thereby safe as rankers</w:t>
-      </w:r>
-    </w:p>
-    <w:p>
-      <w:pPr>
-        <w:pStyle w:val="ListBullet"/>
-      </w:pPr>
-      <w:r>
-        <w:t>Content-informed acquisition connects KB state with answer evidence</w:t>
-      </w:r>
-    </w:p>
-    <w:p>
-      <w:pPr>
-        <w:pStyle w:val="ListBullet"/>
-      </w:pPr>
-      <w:r>
-        <w:t>Gold-ID, keyword and citation-marker checks are reported separately</w:t>
       </w:r>
     </w:p>
     <w:p>

--- a/paper-kbs/submission-20p/highlights.docx
+++ b/paper-kbs/submission-20p/highlights.docx
@@ -31,7 +31,7 @@
         <w:pStyle w:val="ListBullet"/>
       </w:pPr>
       <w:r>
-        <w:t>Strict keyword coverage 9/10 and alias-aware 10/10; markers 9/7/2</w:t>
+        <w:t>Provenance is at ceiling; keyword and marker counts are substrate-bound</w:t>
       </w:r>
     </w:p>
     <w:p>
